--- a/Project Sample_Create in Django/Create Django Project First.docx
+++ b/Project Sample_Create in Django/Create Django Project First.docx
@@ -324,6 +324,7 @@
       <w:r>
         <w:rPr>
           <w:rFonts w:cs="DaunPenh"/>
+          <w:noProof/>
           <w:sz w:val="32"/>
           <w:szCs w:val="52"/>
           <w:lang w:bidi="km-KH"/>
@@ -610,17 +611,7 @@
           <w:szCs w:val="52"/>
           <w:lang w:bidi="km-KH"/>
         </w:rPr>
-        <w:t>) PS C:\Users\home\Desktop\Project Sample&gt;</w:t>
-      </w:r>
-      <w:r>
-        <w:rPr>
-          <w:rFonts w:cs="DaunPenh"/>
-          <w:color w:val="EE0000"/>
-          <w:sz w:val="32"/>
-          <w:szCs w:val="52"/>
-          <w:lang w:bidi="km-KH"/>
-        </w:rPr>
-        <w:t>&gt;</w:t>
+        <w:t>) PS C:\Users\home\Desktop\Project Sample&gt;&gt;</w:t>
       </w:r>
     </w:p>
     <w:p>
@@ -1145,6 +1136,7 @@
       <w:r>
         <w:rPr>
           <w:rFonts w:cs="DaunPenh"/>
+          <w:noProof/>
           <w:color w:val="EE0000"/>
           <w:sz w:val="32"/>
           <w:szCs w:val="52"/>
@@ -1362,16 +1354,7 @@
           <w:szCs w:val="52"/>
           <w:lang w:bidi="km-KH"/>
         </w:rPr>
-        <w:t xml:space="preserve">&gt;&gt; </w:t>
-      </w:r>
-      <w:r>
-        <w:rPr>
-          <w:rFonts w:cs="DaunPenh"/>
-          <w:sz w:val="32"/>
-          <w:szCs w:val="52"/>
-          <w:lang w:bidi="km-KH"/>
-        </w:rPr>
-        <w:t xml:space="preserve">python manage.py </w:t>
+        <w:t xml:space="preserve">&gt;&gt; python manage.py </w:t>
       </w:r>
       <w:proofErr w:type="spellStart"/>
       <w:r>
@@ -1407,6 +1390,7 @@
       <w:r>
         <w:rPr>
           <w:rFonts w:cs="DaunPenh"/>
+          <w:noProof/>
           <w:color w:val="EE0000"/>
           <w:sz w:val="32"/>
           <w:szCs w:val="52"/>
@@ -1768,37 +1752,37 @@
     <w:p>
       <w:pPr>
         <w:rPr>
-          <w:rFonts w:cs="DaunPenh" w:hint="cs"/>
-          <w:sz w:val="32"/>
-          <w:szCs w:val="52"/>
-          <w:lang w:bidi="km-KH"/>
-        </w:rPr>
-      </w:pPr>
-    </w:p>
-    <w:p>
-      <w:pPr>
-        <w:rPr>
-          <w:rFonts w:cs="DaunPenh" w:hint="cs"/>
-          <w:sz w:val="32"/>
-          <w:szCs w:val="52"/>
-          <w:lang w:bidi="km-KH"/>
-        </w:rPr>
-      </w:pPr>
-    </w:p>
-    <w:p>
-      <w:pPr>
-        <w:rPr>
-          <w:rFonts w:cs="DaunPenh" w:hint="cs"/>
-          <w:sz w:val="32"/>
-          <w:szCs w:val="52"/>
-          <w:lang w:bidi="km-KH"/>
-        </w:rPr>
-      </w:pPr>
-    </w:p>
-    <w:p>
-      <w:pPr>
-        <w:rPr>
-          <w:rFonts w:cs="DaunPenh" w:hint="cs"/>
+          <w:rFonts w:cs="DaunPenh"/>
+          <w:sz w:val="32"/>
+          <w:szCs w:val="52"/>
+          <w:lang w:bidi="km-KH"/>
+        </w:rPr>
+      </w:pPr>
+    </w:p>
+    <w:p>
+      <w:pPr>
+        <w:rPr>
+          <w:rFonts w:cs="DaunPenh"/>
+          <w:sz w:val="32"/>
+          <w:szCs w:val="52"/>
+          <w:lang w:bidi="km-KH"/>
+        </w:rPr>
+      </w:pPr>
+    </w:p>
+    <w:p>
+      <w:pPr>
+        <w:rPr>
+          <w:rFonts w:cs="DaunPenh"/>
+          <w:sz w:val="32"/>
+          <w:szCs w:val="52"/>
+          <w:lang w:bidi="km-KH"/>
+        </w:rPr>
+      </w:pPr>
+    </w:p>
+    <w:p>
+      <w:pPr>
+        <w:rPr>
+          <w:rFonts w:cs="DaunPenh"/>
           <w:sz w:val="32"/>
           <w:szCs w:val="52"/>
           <w:lang w:bidi="km-KH"/>
@@ -1851,6 +1835,7 @@
       <w:r>
         <w:rPr>
           <w:rFonts w:cs="DaunPenh"/>
+          <w:noProof/>
           <w:sz w:val="32"/>
           <w:szCs w:val="52"/>
           <w:lang w:bidi="km-KH"/>
@@ -2961,6 +2946,7 @@
   <w:style w:type="character" w:default="1" w:styleId="DefaultParagraphFont">
     <w:name w:val="Default Paragraph Font"/>
     <w:uiPriority w:val="1"/>
+    <w:semiHidden/>
     <w:unhideWhenUsed/>
   </w:style>
   <w:style w:type="table" w:default="1" w:styleId="TableNormal">
